--- a/Tables.docx
+++ b/Tables.docx
@@ -493,11 +493,13 @@
               <w:ind w:left="567" w:hanging="567"/>
               <w:rPr>
                 <w:rFonts w:cstheme="minorHAnsi"/>
-              </w:rPr>
-            </w:pPr>
-            <w:r>
-              <w:rPr>
-                <w:rFonts w:cstheme="minorHAnsi"/>
+                <w:highlight w:val="green"/>
+              </w:rPr>
+            </w:pPr>
+            <w:r>
+              <w:rPr>
+                <w:rFonts w:cstheme="minorHAnsi"/>
+                <w:highlight w:val="green"/>
               </w:rPr>
               <w:t>M-2-1957</w:t>
             </w:r>
@@ -649,11 +651,13 @@
               <w:ind w:left="567" w:hanging="567"/>
               <w:rPr>
                 <w:rFonts w:cstheme="minorHAnsi"/>
-              </w:rPr>
-            </w:pPr>
-            <w:r>
-              <w:rPr>
-                <w:rFonts w:cstheme="minorHAnsi"/>
+                <w:highlight w:val="green"/>
+              </w:rPr>
+            </w:pPr>
+            <w:r>
+              <w:rPr>
+                <w:rFonts w:cstheme="minorHAnsi"/>
+                <w:highlight w:val="green"/>
               </w:rPr>
               <w:t>M-4-1957</w:t>
             </w:r>
@@ -982,11 +986,13 @@
               <w:ind w:left="567" w:hanging="567"/>
               <w:rPr>
                 <w:rFonts w:cstheme="minorHAnsi"/>
-              </w:rPr>
-            </w:pPr>
-            <w:r>
-              <w:rPr>
-                <w:rFonts w:cstheme="minorHAnsi"/>
+                <w:highlight w:val="green"/>
+              </w:rPr>
+            </w:pPr>
+            <w:r>
+              <w:rPr>
+                <w:rFonts w:cstheme="minorHAnsi"/>
+                <w:highlight w:val="green"/>
               </w:rPr>
               <w:t>M-6-1957</w:t>
             </w:r>
@@ -1797,11 +1803,13 @@
               <w:ind w:left="567" w:hanging="567"/>
               <w:rPr>
                 <w:rFonts w:cstheme="minorHAnsi"/>
-              </w:rPr>
-            </w:pPr>
-            <w:r>
-              <w:rPr>
-                <w:rFonts w:cstheme="minorHAnsi"/>
+                <w:highlight w:val="green"/>
+              </w:rPr>
+            </w:pPr>
+            <w:r>
+              <w:rPr>
+                <w:rFonts w:cstheme="minorHAnsi"/>
+                <w:highlight w:val="green"/>
               </w:rPr>
               <w:t>R-94-1966</w:t>
             </w:r>
